--- a/az/discovery-articles/6.21 Açıq açarlı kriptoqrafiya.docx
+++ b/az/discovery-articles/6.21 Açıq açarlı kriptoqrafiya.docx
@@ -4,580 +4,386 @@
   <w:body>
     <w:p>
       <w:pPr>
-        <w:keepNext/>
-        <w:spacing w:before="280" w:after="120"/>
+        <w:pStyle w:val="Title"/>
+        <w:widowControl/>
       </w:pPr>
       <w:r>
-        <w:rPr>
-          <w:rFonts w:ascii="Calibri" w:hAnsi="Calibri" w:eastAsia="Calibri"/>
-          <w:b/>
-          <w:i w:val="0"/>
-          <w:color w:val="004E8C"/>
-          <w:sz w:val="44"/>
-        </w:rPr>
-        <w:t>6.21 Açıq açar kriptoqrafiyası</w:t>
-      </w:r>
-    </w:p>
-    <w:p>
-      <w:pPr>
-        <w:spacing w:after="80"/>
-      </w:pPr>
-      <w:r>
-        <w:rPr>
-          <w:rFonts w:ascii="Calibri" w:hAnsi="Calibri" w:eastAsia="Calibri"/>
-          <w:b w:val="0"/>
-          <w:i/>
-          <w:color w:val="505050"/>
-          <w:sz w:val="22"/>
-        </w:rPr>
-        <w:t>6. Rəqəmsal texnologiyalar, kosmos və rabitə</w:t>
-      </w:r>
-    </w:p>
-    <w:p>
-      <w:pPr>
-        <w:spacing w:after="200"/>
-      </w:pPr>
-      <w:r>
-        <w:rPr>
-          <w:rFonts w:ascii="Calibri" w:hAnsi="Calibri" w:eastAsia="Calibri"/>
-          <w:b w:val="0"/>
-          <w:i/>
-          <w:sz w:val="22"/>
-        </w:rPr>
-        <w:t>Dövr: təxminən 1976-cı il (Diffi–Hellman); 1977–1978-ci illər (RSA); daha əvvəlki məxfi tədqiqatlar sonradan açıqlanıb | Əsas simalar: Uitfild Diffi; Martin Hellman; Ron Rivest; Adi Şamir; Leonard Adleman; GCHQ-nun əvvəlki dövr tədqiqatçıları (işləri məxfi saxlanmışdı)</w:t>
-      </w:r>
-    </w:p>
-    <w:p>
-      <w:pPr>
-        <w:spacing w:after="160" w:line="276" w:lineRule="auto"/>
-      </w:pPr>
-      <w:r>
-        <w:rPr>
-          <w:rFonts w:ascii="Calibri" w:hAnsi="Calibri" w:eastAsia="Calibri"/>
-          <w:b w:val="0"/>
-          <w:i w:val="0"/>
-          <w:sz w:val="22"/>
-        </w:rPr>
-        <w:t>Açıq açar kriptoqrafiyasında bir-biri ilə riyazi cəhətdən əlaqəli iki açardan istifadə olunur: hamıya açıq açar və yalnız sahibində qalan məxfi açar. Bu üsul əvvəlcədən gizli açar mübadiləsi aparmadan məlumatı şifrələməyə, rəqəmsal imzanı yoxlamağa və internetdə etibarlı əlaqə qurmağa imkan verir.</w:t>
+        <w:t>6.21 Açıq açarlı kriptoqrafiya</w:t>
       </w:r>
     </w:p>
     <w:p>
       <w:pPr>
         <w:keepNext/>
-        <w:spacing w:before="240" w:after="120"/>
+        <w:widowControl/>
       </w:pPr>
       <w:r>
         <w:rPr>
-          <w:rFonts w:ascii="Calibri" w:hAnsi="Calibri" w:eastAsia="Calibri"/>
-          <w:b/>
-          <w:i w:val="0"/>
-          <w:color w:val="004E8C"/>
-          <w:sz w:val="28"/>
+          <w:sz w:val="20"/>
         </w:rPr>
-        <w:t>Əsas faktlar</w:t>
+        <w:t>6 Rəqəmsal texnologiyalar kosmos və rabitə</w:t>
+      </w:r>
+    </w:p>
+    <w:p>
+      <w:pPr>
+        <w:keepNext/>
+        <w:widowControl/>
+      </w:pPr>
+      <w:r>
+        <w:rPr>
+          <w:sz w:val="20"/>
+        </w:rPr>
+        <w:t>Dövr: təxminən 1976 (Diffi–Hellman); 1977–1978 (RSA); daha əvvəl aparılmış məxfi işlər sonradan açıqlanıb | Əsas şəxslər: Uitfild Diffi; Martin Hellman; Ron Rivest; Adi Şamir; Leonard Adleman; Britaniyanın Hökumət Rabitə Qərargahının (GCHQ) əvvəlki məxfi tədqiqatçıları</w:t>
+      </w:r>
+    </w:p>
+    <w:p>
+      <w:pPr>
+        <w:widowControl/>
+      </w:pPr>
+      <w:r>
+        <w:t>Açıq açarlı kriptoqrafiya bir-birini tanımayan tərəflərə əvvəlcədən görüşüb gizli açar mübadiləsi etmədən məxfi məlumat paylaşmağa və kimliyi təsdiqləməyə imkan verir. Təhlükəsiz internet alış-verişi, proqram yeniləmələri və internetdə etimadın böyük hissəsi ona söykənir.</w:t>
+      </w:r>
+    </w:p>
+    <w:p>
+      <w:pPr>
+        <w:pStyle w:val="Heading1"/>
+        <w:widowControl/>
+      </w:pPr>
+      <w:r>
+        <w:t>Əsas məlumatlar</w:t>
       </w:r>
     </w:p>
     <w:p>
       <w:pPr>
         <w:pStyle w:val="ListBullet"/>
+        <w:widowControl/>
       </w:pPr>
       <w:r>
-        <w:rPr>
-          <w:rFonts w:ascii="Calibri" w:hAnsi="Calibri" w:eastAsia="Calibri"/>
-          <w:b w:val="0"/>
-          <w:i w:val="0"/>
-          <w:sz w:val="22"/>
-        </w:rPr>
-        <w:t>Diffi və Hellman açıq açar vasitəsilə ortaq sirrin yaradılması ideyalarını 1976-cı ildə dərc etdilər</w:t>
+        <w:t>Diffi və Hellman 1976-cı ildə açıq açar əsasında razılaşma ideyalarını dərc etdilər.</w:t>
       </w:r>
     </w:p>
     <w:p>
       <w:pPr>
         <w:pStyle w:val="ListBullet"/>
+        <w:widowControl/>
       </w:pPr>
       <w:r>
-        <w:rPr>
-          <w:rFonts w:ascii="Calibri" w:hAnsi="Calibri" w:eastAsia="Calibri"/>
-          <w:b w:val="0"/>
-          <w:i w:val="0"/>
-          <w:sz w:val="22"/>
-        </w:rPr>
-        <w:t>RSA (1977–1978) ədədlərin vuruqlara ayrılmasına əsaslanan praktik şifrələmə və imza üsulu təqdim etdi</w:t>
+        <w:t>Müəlliflərin soyadlarından adını alan RSA (Rivest–Şamir–Adleman, 1977–1978) ədədin vuruqlara ayrılması məsələsinə əsaslanan praktik şifrələmə və imza üsulu təqdim etdi.</w:t>
       </w:r>
     </w:p>
     <w:p>
       <w:pPr>
         <w:pStyle w:val="ListBullet"/>
+        <w:widowControl/>
       </w:pPr>
       <w:r>
-        <w:rPr>
-          <w:rFonts w:ascii="Calibri" w:hAnsi="Calibri" w:eastAsia="Calibri"/>
-          <w:b w:val="0"/>
-          <w:i w:val="0"/>
-          <w:sz w:val="22"/>
-        </w:rPr>
-        <w:t>Hər istifadəçi açıq açarını yayımlaya, ona uyğun məxfi açarı isə gizli saxlaya bilər</w:t>
+        <w:t>İstifadəçi açıq açarını hamıya verə, ona uyğun məxfi açarı isə gizli saxlaya bilər.</w:t>
       </w:r>
     </w:p>
     <w:p>
       <w:pPr>
         <w:pStyle w:val="ListBullet"/>
+        <w:widowControl/>
       </w:pPr>
       <w:r>
-        <w:rPr>
-          <w:rFonts w:ascii="Calibri" w:hAnsi="Calibri" w:eastAsia="Calibri"/>
-          <w:b w:val="0"/>
-          <w:i w:val="0"/>
-          <w:sz w:val="22"/>
-        </w:rPr>
-        <w:t>HTTPS və bir çox mesajlaşma tətbiqi açıq açar kriptoqrafiyasının əsas üsullarından istifadə edir</w:t>
+        <w:t>HTTPS — vebdə təhlükəsiz məlumat ötürülməsi protokolu və bir çox mesajlaşma tətbiqi açıq açar üsullarına söykənir.</w:t>
       </w:r>
     </w:p>
     <w:p>
       <w:pPr>
         <w:pStyle w:val="ListBullet"/>
+        <w:widowControl/>
       </w:pPr>
       <w:r>
-        <w:rPr>
-          <w:rFonts w:ascii="Calibri" w:hAnsi="Calibri" w:eastAsia="Calibri"/>
-          <w:b w:val="0"/>
-          <w:i w:val="0"/>
-          <w:sz w:val="22"/>
-        </w:rPr>
-        <w:t>Oxşar ideyalar daha əvvəl məxfi dövlət tədqiqatlarında hazırlanmış, lakin yalnız sonralar açıqlanmışdı</w:t>
+        <w:t>Oxşar ideyalar əvvəlcə məxfi dövlət tədqiqatlarında hazırlanmış, daha sonra açıqlanmışdı.</w:t>
       </w:r>
     </w:p>
     <w:p>
       <w:pPr>
-        <w:keepNext/>
-        <w:spacing w:before="240" w:after="120"/>
+        <w:pStyle w:val="Heading1"/>
+        <w:widowControl/>
       </w:pPr>
       <w:r>
-        <w:rPr>
-          <w:rFonts w:ascii="Calibri" w:hAnsi="Calibri" w:eastAsia="Calibri"/>
-          <w:b/>
-          <w:i w:val="0"/>
-          <w:color w:val="004E8C"/>
-          <w:sz w:val="28"/>
-        </w:rPr>
-        <w:t>Bu nədir və necə işləyir?</w:t>
+        <w:t>Bu nədir</w:t>
       </w:r>
     </w:p>
     <w:p>
       <w:pPr>
-        <w:spacing w:after="160" w:line="276" w:lineRule="auto"/>
+        <w:widowControl/>
       </w:pPr>
       <w:r>
-        <w:rPr>
-          <w:rFonts w:ascii="Calibri" w:hAnsi="Calibri" w:eastAsia="Calibri"/>
-          <w:b w:val="0"/>
-          <w:i w:val="0"/>
-          <w:sz w:val="22"/>
-        </w:rPr>
-        <w:t>Açıq açar kriptoqrafiyasıda bir-biri ilə əlaqəli iki açar işlədilir: hər kəsin görə biləcəyi açıq açar və yalnız sahibində qalan məxfi açar. Mesajı kiminsə açıq açarı ilə şifrələmək olar ki, onu yalnız həmin şəxsin məxfi açarı aça bilsin; məxfi açarla yaradılmış rəqəmsal imzanı isə açıq açarla yoxlamaq mümkündür. Açar razılaşdırma protokolları iki tərəfə açıq rabitə kanalı üzərindən ortaq sirr yaratmağa imkan verir. Bunu qutuları bağlamaq üçün surətini çıxarıb hamıya paylaya bildiyiniz qıfıllara bənzətmək olar: həmin qıfılları açan yeganə açar yenə də sizdə qalır.</w:t>
+        <w:t>Kriptoqrafiya məlumatın qorunması üçün riyazi üsullardan istifadə edir. Açıq açarlı sistemdə bir-biri ilə bağlı iki açar olur: hamının görə bildiyi açıq açar və yalnız sahibində olan məxfi açar. Mesajı alıcının açıq açarı ilə şifrələmək olar; onu yalnız uyğun məxfi açar açır. Məxfi açarla yaradılmış rəqəmsal imzanı da açıq açarla yoxlamaq mümkündür. Açar razılaşması qaydaları iki tərəfə açıq kanal vasitəsilə ortaq sirr əldə etməyə imkan verir. Bunu qutuları bağlamaq üçün nüsxələrini hamıya payladığınız, amma açarı yalnız sizdə olan asma qıfıla bənzətmək olar.</w:t>
       </w:r>
     </w:p>
     <w:p>
       <w:pPr>
-        <w:keepNext/>
-        <w:spacing w:before="240" w:after="120"/>
+        <w:pStyle w:val="Heading1"/>
+        <w:widowControl/>
       </w:pPr>
       <w:r>
-        <w:rPr>
-          <w:rFonts w:ascii="Calibri" w:hAnsi="Calibri" w:eastAsia="Calibri"/>
-          <w:b/>
-          <w:i w:val="0"/>
-          <w:color w:val="004E8C"/>
-          <w:sz w:val="28"/>
-        </w:rPr>
-        <w:t>Kim kəşf və ya ixtira edib?</w:t>
+        <w:t>Kim kəşf edib və ya yaradıb</w:t>
       </w:r>
     </w:p>
     <w:p>
       <w:pPr>
-        <w:spacing w:after="160" w:line="276" w:lineRule="auto"/>
+        <w:widowControl/>
       </w:pPr>
       <w:r>
-        <w:rPr>
-          <w:rFonts w:ascii="Calibri" w:hAnsi="Calibri" w:eastAsia="Calibri"/>
-          <w:b w:val="0"/>
-          <w:i w:val="0"/>
-          <w:sz w:val="22"/>
-        </w:rPr>
-        <w:t>Uitfild Diffi və Martin Hellman 1976-cı ildə açıq açarların paylanması ideyasını ictimai şəkildə təsvir etdilər. Az sonra Rivest, Şamir və Adleman RSA üsulunu dərc etdilər. Britaniyanın GCHQ qurumunda çalışan tədqiqatçılar oxşar ideyalar üzərində daha əvvəl məxfi iş aparmışdılar; bu fakt illər sonra etiraf olundu. Universitet və sənaye kriptoqrafları sonradan protokollar, sertifikatlar və standartlar hazırladılar. Buradakı əsas sıçrayış təkcə alqoritmik deyil, həm də konseptual idi.</w:t>
+        <w:t>Uitfild Diffi və Martin Hellman 1976-cı ildə açıq açarların paylanmasını açıq elmi nəşrdə təsvir etdilər. Rivest, Şamir və Adleman az sonra RSA-nı dərc etdilər. Britaniyanın GCHQ tədqiqatçıları oxşar ideyalar üzərində daha əvvəl məxfi iş aparmışdılar; bu, illər sonra məlum oldu. Universitet və sənaye kriptoqrafları sonradan protokollar, açarların kimə aid olduğunu təsdiqləyən sertifikatlar və standartlar hazırladılar. Yenilik təkcə alqoritmdə deyil, problemin həllinə yanaşmada idi.</w:t>
       </w:r>
     </w:p>
     <w:p>
       <w:pPr>
-        <w:keepNext/>
-        <w:spacing w:before="240" w:after="120"/>
+        <w:pStyle w:val="Heading1"/>
+        <w:widowControl/>
       </w:pPr>
       <w:r>
-        <w:rPr>
-          <w:rFonts w:ascii="Calibri" w:hAnsi="Calibri" w:eastAsia="Calibri"/>
-          <w:b/>
-          <w:i w:val="0"/>
-          <w:color w:val="004E8C"/>
-          <w:sz w:val="28"/>
-        </w:rPr>
-        <w:t>Nə vaxt və necə yaranıb?</w:t>
+        <w:t>Nə vaxt və necə yaranıb</w:t>
       </w:r>
     </w:p>
     <w:p>
       <w:pPr>
-        <w:spacing w:after="160" w:line="276" w:lineRule="auto"/>
+        <w:widowControl/>
       </w:pPr>
       <w:r>
-        <w:rPr>
-          <w:rFonts w:ascii="Calibri" w:hAnsi="Calibri" w:eastAsia="Calibri"/>
-          <w:b w:val="0"/>
-          <w:i w:val="0"/>
-          <w:sz w:val="22"/>
-        </w:rPr>
-        <w:t>1970-ci illərin ortalarında əsas məqalələr dərc olunduqdan sonra texnologiyanın yayılması üçün daha sürətli kompüterlər, diqqətlə hazırlanmış proqramlar və sertifikat mərkəzləri lazım idi. 1990-cı illərdə vebin sürətli inkişafı SSL/TLS və HTTPS-i elektron ticarət üçün zərurətə çevirdi. Ardınca mobil mesajlaşma və proqramların rəqəmsal imzalanması gəldi. Gələcək kvant kompüterlərinin yarada biləcəyi təhlükə indi “postkvant” üsulların hazırlanmasına təkan verir: bir-birini tanımayan insanlar arasında etimad yaratmaq ehtiyacı eyni qalır, riyaziyyat isə yenilənir.</w:t>
+        <w:t>1970-ci illərin ortalarındakı məqalələrdən sonra geniş tətbiq üçün daha sürətli kompüterlər, etibarlı proqramlar və sertifikat verən qurumlar lazım gəldi. 1990-cı illərdə vebin böyüməsi SSL — qorunan soketlər qatı və onun davamı TLS — nəqliyyat qatının təhlükəsizliyi protokollarını, eləcə də HTTPS-i ticarət üçün zəruri etdi. Sonra mobil mesajlaşma və proqramların rəqəmsal imzalanması yayıldı. Gələcək kvant kompüterlərinin yarada biləcəyi təhlükələr indi «postkvant» üsulların hazırlanmasına təkan verir. Ehtiyac eynidir: tanış olmayan tərəflər arasında etimad; riyazi vasitələr isə yenilənir.</w:t>
       </w:r>
     </w:p>
     <w:p>
       <w:pPr>
-        <w:keepNext/>
-        <w:spacing w:before="240" w:after="120"/>
+        <w:pStyle w:val="Heading1"/>
+        <w:widowControl/>
       </w:pPr>
       <w:r>
-        <w:rPr>
-          <w:rFonts w:ascii="Calibri" w:hAnsi="Calibri" w:eastAsia="Calibri"/>
-          <w:b/>
-          <w:i w:val="0"/>
-          <w:color w:val="004E8C"/>
-          <w:sz w:val="28"/>
-        </w:rPr>
-        <w:t>Elmi əhəmiyyəti</w:t>
+        <w:t>Elm üçün əhəmiyyəti</w:t>
       </w:r>
     </w:p>
     <w:p>
       <w:pPr>
-        <w:spacing w:after="160" w:line="276" w:lineRule="auto"/>
+        <w:widowControl/>
       </w:pPr>
       <w:r>
-        <w:rPr>
-          <w:rFonts w:ascii="Calibri" w:hAnsi="Calibri" w:eastAsia="Calibri"/>
-          <w:b w:val="0"/>
-          <w:i w:val="0"/>
-          <w:sz w:val="22"/>
-        </w:rPr>
-        <w:t>Açıq açar kriptoqrafiyası ədədlərin vuruqlara ayrılması, diskret loqarifmlər və elliptik əyrilər kimi çətin riyazi məsələlərə əsaslanaraq ədədlər nəzəriyyəsini mühəndisliklə birləşdirir. Təhlükəsizlik sübutları və hücum modelləri ayrıca elm sahəsinə çevrildi. Bu texnologiya sirrin açıq müşahidə olunan kanalda belə razılaşdırıla biləcəyini göstərdi. Kompüter elmi internet miqyasında kimliyi təsdiqləmək üçün təməl qazandı. Bu üsul olmasa, bir-birini tanımayan insanlar arasında təhlükəsiz rabitə kanalı yalnız nəzəri bənzətmə olaraq qalardı.</w:t>
+        <w:t>Açıq açarlı kriptoqrafiya çətin riyazi məsələlərə — ədədlərin vuruqlara ayrılmasına, diskret loqarifmlərə və elliptik əyrilərlə hesablamalara əsaslanır. Beləliklə, ədədlər nəzəriyyəsi mühəndisliklə birləşir. Təhlükəsizlik sübutları və hücum modelləri ayrıca tədqiqat sahəsinə çevrildi. Məxfi məlumat üzərində açıq mühitdə razılaşmaq mümkün oldu. İnformatika internet miqyasında kimliyi yoxlamaq üçün əsas qazandı. Bu imkan olmadan tanış olmayan tərəflər arasında təhlükəsiz əlaqə qurmaq xeyli çətin olardı.</w:t>
       </w:r>
     </w:p>
     <w:p>
       <w:pPr>
-        <w:keepNext/>
-        <w:spacing w:before="240" w:after="120"/>
+        <w:pStyle w:val="Heading1"/>
+        <w:widowControl/>
       </w:pPr>
       <w:r>
-        <w:rPr>
-          <w:rFonts w:ascii="Calibri" w:hAnsi="Calibri" w:eastAsia="Calibri"/>
-          <w:b/>
-          <w:i w:val="0"/>
-          <w:color w:val="004E8C"/>
-          <w:sz w:val="28"/>
-        </w:rPr>
         <w:t>Sonrakı inkişafa təsiri</w:t>
       </w:r>
     </w:p>
     <w:p>
       <w:pPr>
-        <w:spacing w:after="160" w:line="276" w:lineRule="auto"/>
+        <w:widowControl/>
       </w:pPr>
       <w:r>
-        <w:rPr>
-          <w:rFonts w:ascii="Calibri" w:hAnsi="Calibri" w:eastAsia="Calibri"/>
-          <w:b w:val="0"/>
-          <w:i w:val="0"/>
-          <w:sz w:val="22"/>
-        </w:rPr>
-        <w:t>Onlayn bankçılıq, elektron ticarət və tətbiq mağazaları sertifikatlarla rəqəmsal imzalardan asılıdır. VPN-lər, kriptovalyutalar və təhlükəsiz elektron poçt eyni əsas üsullar üzərində qurulur. Açarların idarə edilməsindəki səhvlər əməliyyat təhlükəsizliyinin əhəmiyyətini göstərir. Güclü kriptoqrafiyadan istifadə hüququ qanunlar və ixrac məhdudiyyətləri ətrafında mübahisələrə səbəb oldu. Brauzerdə səssizcə görünən qıfıl işarəsi gündəlikləşmiş açıq açar mühəndisliyidir.</w:t>
+        <w:t>Onlayn bankçılıq, elektron ticarət və tətbiq mağazaları sertifikat və imzalara söykənir. Virtual özəl şəbəkələr — VPN-lər, kriptovalyutalar və qorunan elektron poçt da eyni əsas üsullardan istifadə edir. Açarların idarə edilməsindəki səhvlər təhlükəsizliyin gündəlik təşkilinin vacibliyini göstərir. Güclü şifrələmədən istifadə hüququ qanunlar və ixrac məhdudiyyətləri ətrafında mübahisələr doğurdu. Brauzerdəki kiçik qıfıl işarəsi mürəkkəb mühəndisliyin adi görünən nəticəsidir.</w:t>
       </w:r>
     </w:p>
     <w:p>
       <w:pPr>
-        <w:keepNext/>
-        <w:spacing w:before="240" w:after="120"/>
+        <w:pStyle w:val="Heading1"/>
+        <w:widowControl/>
       </w:pPr>
       <w:r>
-        <w:rPr>
-          <w:rFonts w:ascii="Calibri" w:hAnsi="Calibri" w:eastAsia="Calibri"/>
-          <w:b/>
-          <w:i w:val="0"/>
-          <w:color w:val="004E8C"/>
-          <w:sz w:val="28"/>
-        </w:rPr>
-        <w:t>İnsan həyatını necə dəyişdi?</w:t>
+        <w:t>İnsan həyatını necə dəyişib</w:t>
       </w:r>
     </w:p>
     <w:p>
       <w:pPr>
-        <w:spacing w:after="160" w:line="276" w:lineRule="auto"/>
+        <w:widowControl/>
       </w:pPr>
       <w:r>
-        <w:rPr>
-          <w:rFonts w:ascii="Calibri" w:hAnsi="Calibri" w:eastAsia="Calibri"/>
-          <w:b w:val="0"/>
-          <w:i w:val="0"/>
-          <w:sz w:val="22"/>
-        </w:rPr>
-        <w:t>İnsanlar tam təhlükəsiz olmasalar da, adi dinlənmə qorxusu xeyli azalmış şəkildə qitələrarası alış-veriş edir, bank əməliyyatları aparır və ünsiyyət qururlar. Etimadın bir hissəsi şəxsi görüşlərdən riyazi təminata və açarlara zəmanət verən qurumlara keçdi. Dələduzluq üsulları da bu mühitə uyğunlaşdı. Bununla belə, hər məxfi söhbətdən əvvəl gizli kod kitabçasını kuryerlə göndərmək lazım gəlsəydi, müasir şəbəkə həyatı iflic olardı.</w:t>
+        <w:t>İnsanlar qitələr arasında alış-veriş, bank əməliyyatları və ünsiyyət zamanı məlumatın asanlıqla dinlənilməsindən daha az narahat olur, amma tam təhlükəsizlik qazanmırlar. Etimadın bir hissəsi şəxsi görüşdən riyazi təminatlara və açarları təsdiqləyən qurumlara keçdi. Dələduzluq da yeni formalar aldı. Bununla belə, hər məxfi söhbətdən əvvəl gizli kod kitabçasını kuryerlə göndərmək lazım gəlsəydi, müasir şəbəkəli həyat ləngiyərdi.</w:t>
       </w:r>
     </w:p>
     <w:p>
       <w:pPr>
-        <w:keepNext/>
-        <w:spacing w:before="240" w:after="120"/>
+        <w:pStyle w:val="Heading1"/>
+        <w:widowControl/>
       </w:pPr>
       <w:r>
-        <w:rPr>
-          <w:rFonts w:ascii="Calibri" w:hAnsi="Calibri" w:eastAsia="Calibri"/>
-          <w:b/>
-          <w:i w:val="0"/>
-          <w:color w:val="004E8C"/>
-          <w:sz w:val="28"/>
-        </w:rPr>
         <w:t>Mənbələr və istinadlar</w:t>
       </w:r>
     </w:p>
     <w:p>
       <w:pPr>
-        <w:keepNext/>
-        <w:spacing w:before="240" w:after="120"/>
+        <w:pStyle w:val="Heading2"/>
+        <w:widowControl/>
       </w:pPr>
       <w:r>
         <w:rPr>
-          <w:rFonts w:ascii="Calibri" w:hAnsi="Calibri" w:eastAsia="Calibri"/>
-          <w:b/>
-          <w:i w:val="0"/>
-          <w:color w:val="004E8C"/>
-          <w:sz w:val="24"/>
+          <w:sz w:val="20"/>
         </w:rPr>
-        <w:t>A. Kitablar və əsas elmi əsərlər</w:t>
+        <w:t>A Kitablar və əsas elmi əsərlər</w:t>
       </w:r>
     </w:p>
     <w:p>
       <w:pPr>
-        <w:spacing w:after="80"/>
-        <w:ind w:left="360"/>
+        <w:widowControl/>
       </w:pPr>
       <w:r>
         <w:rPr>
-          <w:rFonts w:ascii="Calibri" w:hAnsi="Calibri" w:eastAsia="Calibri"/>
-          <w:b w:val="0"/>
-          <w:i w:val="0"/>
-          <w:sz w:val="22"/>
+          <w:sz w:val="20"/>
         </w:rPr>
         <w:t>1. Singh, Simon. The Code Book: The Science of Secrecy from Ancient Egypt to Quantum Cryptography. New York: Doubleday, 1999.</w:t>
       </w:r>
     </w:p>
     <w:p>
       <w:pPr>
-        <w:keepNext/>
-        <w:spacing w:before="240" w:after="120"/>
+        <w:pStyle w:val="Heading2"/>
+        <w:widowControl/>
       </w:pPr>
       <w:r>
         <w:rPr>
-          <w:rFonts w:ascii="Calibri" w:hAnsi="Calibri" w:eastAsia="Calibri"/>
-          <w:b/>
-          <w:i w:val="0"/>
-          <w:color w:val="004E8C"/>
-          <w:sz w:val="24"/>
+          <w:sz w:val="20"/>
         </w:rPr>
-        <w:t>C. Təşkilatların materialları və ensiklopedik mənbələr</w:t>
+        <w:t>C Qurumların materialları və ensiklopedik mənbələr</w:t>
       </w:r>
     </w:p>
     <w:p>
       <w:pPr>
-        <w:spacing w:after="80"/>
-        <w:ind w:left="360"/>
+        <w:widowControl/>
       </w:pPr>
       <w:r>
         <w:rPr>
-          <w:rFonts w:ascii="Calibri" w:hAnsi="Calibri" w:eastAsia="Calibri"/>
-          <w:b w:val="0"/>
-          <w:i w:val="0"/>
-          <w:sz w:val="22"/>
+          <w:sz w:val="20"/>
         </w:rPr>
-        <w:t>1. Encyclopaedia Britannica. “Public-key cryptography” (“Açıq açarlı kriptoqrafiya”).</w:t>
-      </w:r>
-      <w:r>
-        <w:rPr>
-          <w:rFonts w:ascii="Calibri" w:hAnsi="Calibri" w:eastAsia="Calibri"/>
-          <w:b w:val="0"/>
-          <w:i w:val="0"/>
-          <w:sz w:val="22"/>
-        </w:rPr>
-        <w:t xml:space="preserve"> </w:t>
+        <w:t xml:space="preserve">1. Encyclopaedia Britannica. 'Public-key cryptography.' </w:t>
       </w:r>
       <w:hyperlink r:id="rId9">
         <w:r>
           <w:rPr>
-            <w:rFonts w:ascii="Calibri" w:hAnsi="Calibri" w:eastAsia="Calibri"/>
-            <w:b w:val="0"/>
-            <w:i w:val="0"/>
-            <w:sz w:val="22"/>
-            <w:color w:val="0563C1"/>
-            <w:u w:val="single"/>
+            <w:sz w:val="20"/>
           </w:rPr>
           <w:t>https://www.britannica.com/topic/public-key-cryptography</w:t>
         </w:r>
       </w:hyperlink>
+      <w:r>
+        <w:rPr>
+          <w:sz w:val="20"/>
+        </w:rPr>
+      </w:r>
     </w:p>
     <w:p>
       <w:pPr>
-        <w:spacing w:after="80"/>
-        <w:ind w:left="360"/>
+        <w:widowControl/>
       </w:pPr>
       <w:r>
         <w:rPr>
-          <w:rFonts w:ascii="Calibri" w:hAnsi="Calibri" w:eastAsia="Calibri"/>
-          <w:b w:val="0"/>
-          <w:i w:val="0"/>
-          <w:sz w:val="22"/>
+          <w:sz w:val="20"/>
         </w:rPr>
-        <w:t>2. Stanford Encyclopedia of Philosophy. “Cryptography” (“Kriptoqrafiya”).</w:t>
-      </w:r>
-      <w:r>
-        <w:rPr>
-          <w:rFonts w:ascii="Calibri" w:hAnsi="Calibri" w:eastAsia="Calibri"/>
-          <w:b w:val="0"/>
-          <w:i w:val="0"/>
-          <w:sz w:val="22"/>
-        </w:rPr>
-        <w:t xml:space="preserve"> </w:t>
+        <w:t xml:space="preserve">2. Stanford Encyclopedia of Philosophy. 'Cryptography.' </w:t>
       </w:r>
       <w:hyperlink r:id="rId10">
         <w:r>
           <w:rPr>
-            <w:rFonts w:ascii="Calibri" w:hAnsi="Calibri" w:eastAsia="Calibri"/>
-            <w:b w:val="0"/>
-            <w:i w:val="0"/>
-            <w:sz w:val="22"/>
-            <w:color w:val="0563C1"/>
-            <w:u w:val="single"/>
+            <w:sz w:val="20"/>
           </w:rPr>
           <w:t>https://plato.stanford.edu/entries/cryptography/</w:t>
         </w:r>
       </w:hyperlink>
-    </w:p>
-    <w:p>
-      <w:pPr>
-        <w:keepNext/>
-        <w:spacing w:before="240" w:after="120"/>
-      </w:pPr>
       <w:r>
         <w:rPr>
-          <w:rFonts w:ascii="Calibri" w:hAnsi="Calibri" w:eastAsia="Calibri"/>
-          <w:b/>
-          <w:i w:val="0"/>
-          <w:color w:val="004E8C"/>
-          <w:sz w:val="24"/>
+          <w:sz w:val="20"/>
         </w:rPr>
-        <w:t>D. Muzey, arxiv və kitabxana materialları</w:t>
       </w:r>
     </w:p>
     <w:p>
       <w:pPr>
-        <w:spacing w:after="80"/>
-        <w:ind w:left="360"/>
+        <w:pStyle w:val="Heading2"/>
+        <w:widowControl/>
       </w:pPr>
       <w:r>
         <w:rPr>
-          <w:rFonts w:ascii="Calibri" w:hAnsi="Calibri" w:eastAsia="Calibri"/>
-          <w:b w:val="0"/>
-          <w:i w:val="0"/>
-          <w:sz w:val="22"/>
+          <w:sz w:val="20"/>
         </w:rPr>
-        <w:t>1. Computer History Museum. Kriptoqrafiya və açıq açar texnologiyasının əsas mərhələləri.</w:t>
+        <w:t>D Muzey arxiv və kitabxana materialları</w:t>
       </w:r>
+    </w:p>
+    <w:p>
+      <w:pPr>
+        <w:widowControl/>
+      </w:pPr>
       <w:r>
         <w:rPr>
-          <w:rFonts w:ascii="Calibri" w:hAnsi="Calibri" w:eastAsia="Calibri"/>
-          <w:b w:val="0"/>
-          <w:i w:val="0"/>
-          <w:sz w:val="22"/>
+          <w:sz w:val="20"/>
         </w:rPr>
-        <w:t xml:space="preserve"> </w:t>
+        <w:t xml:space="preserve">1. Computer History Museum. Cryptography and public-key milestones. </w:t>
       </w:r>
       <w:hyperlink r:id="rId11">
         <w:r>
           <w:rPr>
-            <w:rFonts w:ascii="Calibri" w:hAnsi="Calibri" w:eastAsia="Calibri"/>
-            <w:b w:val="0"/>
-            <w:i w:val="0"/>
-            <w:sz w:val="22"/>
-            <w:color w:val="0563C1"/>
-            <w:u w:val="single"/>
+            <w:sz w:val="20"/>
           </w:rPr>
           <w:t>https://www.computerhistory.org/</w:t>
         </w:r>
       </w:hyperlink>
-    </w:p>
-    <w:p>
-      <w:pPr>
-        <w:keepNext/>
-        <w:spacing w:before="240" w:after="120"/>
-      </w:pPr>
       <w:r>
         <w:rPr>
-          <w:rFonts w:ascii="Calibri" w:hAnsi="Calibri" w:eastAsia="Calibri"/>
-          <w:b/>
-          <w:i w:val="0"/>
-          <w:color w:val="004E8C"/>
-          <w:sz w:val="24"/>
+          <w:sz w:val="20"/>
         </w:rPr>
-        <w:t>J. Mətbuat, populyar elmi və ümumi məlumat mənbələri</w:t>
       </w:r>
     </w:p>
     <w:p>
       <w:pPr>
-        <w:spacing w:after="80"/>
-        <w:ind w:left="360"/>
+        <w:pStyle w:val="Heading2"/>
+        <w:widowControl/>
       </w:pPr>
       <w:r>
         <w:rPr>
-          <w:rFonts w:ascii="Calibri" w:hAnsi="Calibri" w:eastAsia="Calibri"/>
-          <w:b w:val="0"/>
-          <w:i w:val="0"/>
-          <w:sz w:val="22"/>
+          <w:sz w:val="20"/>
         </w:rPr>
-        <w:t>1. Scientific American. “How Public Key Cryptography Works” (“Açıq açarlı kriptoqrafiya necə işləyir”).</w:t>
+        <w:t>J Mətbuat elmi kütləvi nəşrlər və ümumi mənbələr</w:t>
       </w:r>
+    </w:p>
+    <w:p>
+      <w:pPr>
+        <w:widowControl/>
+      </w:pPr>
       <w:r>
         <w:rPr>
-          <w:rFonts w:ascii="Calibri" w:hAnsi="Calibri" w:eastAsia="Calibri"/>
-          <w:b w:val="0"/>
-          <w:i w:val="0"/>
-          <w:sz w:val="22"/>
+          <w:sz w:val="20"/>
         </w:rPr>
-        <w:t xml:space="preserve"> </w:t>
+        <w:t xml:space="preserve">1. Scientific American. 'How Public Key Cryptography Works.' </w:t>
       </w:r>
       <w:hyperlink r:id="rId12">
         <w:r>
           <w:rPr>
-            <w:rFonts w:ascii="Calibri" w:hAnsi="Calibri" w:eastAsia="Calibri"/>
-            <w:b w:val="0"/>
-            <w:i w:val="0"/>
-            <w:sz w:val="22"/>
-            <w:color w:val="0563C1"/>
-            <w:u w:val="single"/>
+            <w:sz w:val="20"/>
           </w:rPr>
           <w:t>https://www.scientificamerican.com/article/how-public-key-cryptography-works/</w:t>
         </w:r>
       </w:hyperlink>
+      <w:r>
+        <w:rPr>
+          <w:sz w:val="20"/>
+        </w:rPr>
+      </w:r>
     </w:p>
     <w:sectPr>
-      <w:pgSz w:w="12240" w:h="15840"/>
-      <w:pgMar w:top="1296" w:right="1440" w:bottom="1296" w:left="1440" w:header="720" w:footer="720" w:gutter="0"/>
+      <w:footerReference w:type="default" r:id="rId13"/>
+      <w:pgSz w:w="11906" w:h="16838"/>
+      <w:pgMar w:top="1020" w:right="1134" w:bottom="1020" w:left="1134" w:header="720" w:footer="720" w:gutter="0"/>
       <w:cols w:space="720"/>
       <w:docGrid w:linePitch="360"/>
     </w:sectPr>
   </w:body>
 </w:document>
+</file>
+
+<file path=word/footer1.xml><?xml version="1.0" encoding="utf-8"?>
+<w:ftr xmlns:m="http://schemas.openxmlformats.org/officeDocument/2006/math" xmlns:mc="http://schemas.openxmlformats.org/markup-compatibility/2006" xmlns:mo="http://schemas.microsoft.com/office/mac/office/2008/main" xmlns:mv="urn:schemas-microsoft-com:mac:vml" xmlns:o="urn:schemas-microsoft-com:office:office" xmlns:r="http://schemas.openxmlformats.org/officeDocument/2006/relationships" xmlns:v="urn:schemas-microsoft-com:vml" xmlns:w10="urn:schemas-microsoft-com:office:word" xmlns:w14="http://schemas.microsoft.com/office/word/2010/wordml" xmlns:w="http://schemas.openxmlformats.org/wordprocessingml/2006/main" xmlns:wne="http://schemas.microsoft.com/office/word/2006/wordml" xmlns:wp14="http://schemas.microsoft.com/office/word/2010/wordprocessingDrawing" xmlns:wp="http://schemas.openxmlformats.org/drawingml/2006/wordprocessingDrawing" xmlns:wpc="http://schemas.microsoft.com/office/word/2010/wordprocessingCanvas" xmlns:wpg="http://schemas.microsoft.com/office/word/2010/wordprocessingGroup" xmlns:wpi="http://schemas.microsoft.com/office/word/2010/wordprocessingInk" xmlns:wps="http://schemas.microsoft.com/office/word/2010/wordprocessingShape" mc:Ignorable="w14 wp14">
+  <w:p>
+    <w:pPr>
+      <w:pStyle w:val="Footer"/>
+      <w:jc w:val="right"/>
+    </w:pPr>
+    <w:fldSimple w:instr="PAGE"/>
+  </w:p>
+</w:ftr>
 </file>
 
 <file path=word/numbering.xml><?xml version="1.0" encoding="utf-8"?>
@@ -788,7 +594,7 @@
   <w:docDefaults>
     <w:rPrDefault>
       <w:rPr>
-        <w:rFonts w:asciiTheme="minorHAnsi" w:eastAsiaTheme="minorEastAsia" w:hAnsiTheme="minorHAnsi" w:cstheme="minorBidi"/>
+        <w:rFonts/>
         <w:sz w:val="22"/>
         <w:szCs w:val="22"/>
         <w:lang w:val="en-US" w:eastAsia="en-US" w:bidi="ar-SA"/>
@@ -943,6 +749,15 @@
     <w:name w:val="Normal"/>
     <w:qFormat/>
     <w:rsid w:val="00FC693F"/>
+    <w:pPr>
+      <w:spacing w:after="120" w:line="259" w:lineRule="auto"/>
+    </w:pPr>
+    <w:rPr>
+      <w:rFonts w:ascii="Times New Roman" w:hAnsi="Times New Roman"/>
+      <w:color w:val="000000"/>
+      <w:sz w:val="24"/>
+      <w:lang w:val="az-Latn-AZ"/>
+    </w:rPr>
   </w:style>
   <w:style w:type="paragraph" w:styleId="Header">
     <w:name w:val="header"/>
@@ -999,16 +814,17 @@
     <w:pPr>
       <w:keepNext/>
       <w:keepLines/>
-      <w:spacing w:before="480" w:after="0"/>
+      <w:spacing w:before="480" w:after="120" w:line="259" w:lineRule="auto"/>
       <w:outlineLvl w:val="0"/>
     </w:pPr>
     <w:rPr>
-      <w:rFonts w:asciiTheme="majorHAnsi" w:eastAsiaTheme="majorEastAsia" w:hAnsiTheme="majorHAnsi" w:cstheme="majorBidi"/>
+      <w:rFonts w:ascii="Times New Roman" w:hAnsi="Times New Roman"/>
       <w:b/>
       <w:bCs/>
-      <w:color w:val="365F91" w:themeColor="accent1" w:themeShade="BF"/>
-      <w:sz w:val="28"/>
+      <w:color w:val="000000"/>
+      <w:sz w:val="26"/>
       <w:szCs w:val="28"/>
+      <w:lang w:val="az-Latn-AZ"/>
     </w:rPr>
   </w:style>
   <w:style w:type="paragraph" w:styleId="Heading2">
@@ -1023,16 +839,17 @@
     <w:pPr>
       <w:keepNext/>
       <w:keepLines/>
-      <w:spacing w:before="200" w:after="0"/>
+      <w:spacing w:before="200" w:after="120" w:line="259" w:lineRule="auto"/>
       <w:outlineLvl w:val="1"/>
     </w:pPr>
     <w:rPr>
-      <w:rFonts w:asciiTheme="majorHAnsi" w:eastAsiaTheme="majorEastAsia" w:hAnsiTheme="majorHAnsi" w:cstheme="majorBidi"/>
+      <w:rFonts w:ascii="Times New Roman" w:hAnsi="Times New Roman"/>
       <w:b/>
       <w:bCs/>
-      <w:color w:val="4F81BD" w:themeColor="accent1"/>
+      <w:color w:val="000000"/>
       <w:sz w:val="26"/>
       <w:szCs w:val="26"/>
+      <w:lang w:val="az-Latn-AZ"/>
     </w:rPr>
   </w:style>
   <w:style w:type="paragraph" w:styleId="Heading3">
@@ -1051,7 +868,7 @@
       <w:outlineLvl w:val="2"/>
     </w:pPr>
     <w:rPr>
-      <w:rFonts w:asciiTheme="majorHAnsi" w:eastAsiaTheme="majorEastAsia" w:hAnsiTheme="majorHAnsi" w:cstheme="majorBidi"/>
+      <w:rFonts/>
       <w:b/>
       <w:bCs/>
       <w:color w:val="4F81BD" w:themeColor="accent1"/>
@@ -1074,7 +891,7 @@
       <w:outlineLvl w:val="3"/>
     </w:pPr>
     <w:rPr>
-      <w:rFonts w:asciiTheme="majorHAnsi" w:eastAsiaTheme="majorEastAsia" w:hAnsiTheme="majorHAnsi" w:cstheme="majorBidi"/>
+      <w:rFonts/>
       <w:b/>
       <w:bCs/>
       <w:i/>
@@ -1099,7 +916,7 @@
       <w:outlineLvl w:val="4"/>
     </w:pPr>
     <w:rPr>
-      <w:rFonts w:asciiTheme="majorHAnsi" w:eastAsiaTheme="majorEastAsia" w:hAnsiTheme="majorHAnsi" w:cstheme="majorBidi"/>
+      <w:rFonts/>
       <w:color w:val="243F60" w:themeColor="accent1" w:themeShade="7F"/>
     </w:rPr>
   </w:style>
@@ -1120,7 +937,7 @@
       <w:outlineLvl w:val="5"/>
     </w:pPr>
     <w:rPr>
-      <w:rFonts w:asciiTheme="majorHAnsi" w:eastAsiaTheme="majorEastAsia" w:hAnsiTheme="majorHAnsi" w:cstheme="majorBidi"/>
+      <w:rFonts/>
       <w:i/>
       <w:iCs/>
       <w:color w:val="243F60" w:themeColor="accent1" w:themeShade="7F"/>
@@ -1143,7 +960,7 @@
       <w:outlineLvl w:val="6"/>
     </w:pPr>
     <w:rPr>
-      <w:rFonts w:asciiTheme="majorHAnsi" w:eastAsiaTheme="majorEastAsia" w:hAnsiTheme="majorHAnsi" w:cstheme="majorBidi"/>
+      <w:rFonts/>
       <w:i/>
       <w:iCs/>
       <w:color w:val="404040" w:themeColor="text1" w:themeTint="BF"/>
@@ -1166,7 +983,7 @@
       <w:outlineLvl w:val="7"/>
     </w:pPr>
     <w:rPr>
-      <w:rFonts w:asciiTheme="majorHAnsi" w:eastAsiaTheme="majorEastAsia" w:hAnsiTheme="majorHAnsi" w:cstheme="majorBidi"/>
+      <w:rFonts/>
       <w:color w:val="4F81BD" w:themeColor="accent1"/>
       <w:sz w:val="20"/>
       <w:szCs w:val="20"/>
@@ -1189,7 +1006,7 @@
       <w:outlineLvl w:val="8"/>
     </w:pPr>
     <w:rPr>
-      <w:rFonts w:asciiTheme="majorHAnsi" w:eastAsiaTheme="majorEastAsia" w:hAnsiTheme="majorHAnsi" w:cstheme="majorBidi"/>
+      <w:rFonts/>
       <w:i/>
       <w:iCs/>
       <w:color w:val="404040" w:themeColor="text1" w:themeTint="BF"/>
@@ -1240,7 +1057,7 @@
     <w:uiPriority w:val="9"/>
     <w:rsid w:val="00FC693F"/>
     <w:rPr>
-      <w:rFonts w:asciiTheme="majorHAnsi" w:eastAsiaTheme="majorEastAsia" w:hAnsiTheme="majorHAnsi" w:cstheme="majorBidi"/>
+      <w:rFonts/>
       <w:b/>
       <w:bCs/>
       <w:color w:val="365F91" w:themeColor="accent1" w:themeShade="BF"/>
@@ -1255,7 +1072,7 @@
     <w:uiPriority w:val="9"/>
     <w:rsid w:val="00FC693F"/>
     <w:rPr>
-      <w:rFonts w:asciiTheme="majorHAnsi" w:eastAsiaTheme="majorEastAsia" w:hAnsiTheme="majorHAnsi" w:cstheme="majorBidi"/>
+      <w:rFonts/>
       <w:b/>
       <w:bCs/>
       <w:color w:val="4F81BD" w:themeColor="accent1"/>
@@ -1270,7 +1087,7 @@
     <w:uiPriority w:val="9"/>
     <w:rsid w:val="00FC693F"/>
     <w:rPr>
-      <w:rFonts w:asciiTheme="majorHAnsi" w:eastAsiaTheme="majorEastAsia" w:hAnsiTheme="majorHAnsi" w:cstheme="majorBidi"/>
+      <w:rFonts/>
       <w:b/>
       <w:bCs/>
       <w:color w:val="4F81BD" w:themeColor="accent1"/>
@@ -1285,19 +1102,17 @@
     <w:qFormat/>
     <w:rsid w:val="00FC693F"/>
     <w:pPr>
-      <w:pBdr>
-        <w:bottom w:val="single" w:sz="8" w:space="4" w:color="4F81BD" w:themeColor="accent1"/>
-      </w:pBdr>
-      <w:spacing w:after="300" w:line="240" w:lineRule="auto"/>
+      <w:spacing w:after="120" w:line="259" w:lineRule="auto"/>
       <w:contextualSpacing/>
     </w:pPr>
     <w:rPr>
-      <w:rFonts w:asciiTheme="majorHAnsi" w:eastAsiaTheme="majorEastAsia" w:hAnsiTheme="majorHAnsi" w:cstheme="majorBidi"/>
-      <w:color w:val="17365D" w:themeColor="text2" w:themeShade="BF"/>
+      <w:rFonts w:ascii="Times New Roman" w:hAnsi="Times New Roman"/>
+      <w:color w:val="000000"/>
       <w:spacing w:val="5"/>
       <w:kern w:val="28"/>
-      <w:sz w:val="52"/>
+      <w:sz w:val="40"/>
       <w:szCs w:val="52"/>
+      <w:lang w:val="az-Latn-AZ"/>
     </w:rPr>
   </w:style>
   <w:style w:type="character" w:customStyle="1" w:styleId="TitleChar">
@@ -1307,7 +1122,7 @@
     <w:uiPriority w:val="10"/>
     <w:rsid w:val="00FC693F"/>
     <w:rPr>
-      <w:rFonts w:asciiTheme="majorHAnsi" w:eastAsiaTheme="majorEastAsia" w:hAnsiTheme="majorHAnsi" w:cstheme="majorBidi"/>
+      <w:rFonts/>
       <w:color w:val="17365D" w:themeColor="text2" w:themeShade="BF"/>
       <w:spacing w:val="5"/>
       <w:kern w:val="28"/>
@@ -1329,7 +1144,7 @@
       </w:numPr>
     </w:pPr>
     <w:rPr>
-      <w:rFonts w:asciiTheme="majorHAnsi" w:eastAsiaTheme="majorEastAsia" w:hAnsiTheme="majorHAnsi" w:cstheme="majorBidi"/>
+      <w:rFonts/>
       <w:i/>
       <w:iCs/>
       <w:color w:val="4F81BD" w:themeColor="accent1"/>
@@ -1345,7 +1160,7 @@
     <w:uiPriority w:val="11"/>
     <w:rsid w:val="00FC693F"/>
     <w:rPr>
-      <w:rFonts w:asciiTheme="majorHAnsi" w:eastAsiaTheme="majorEastAsia" w:hAnsiTheme="majorHAnsi" w:cstheme="majorBidi"/>
+      <w:rFonts/>
       <w:i/>
       <w:iCs/>
       <w:color w:val="4F81BD" w:themeColor="accent1"/>
@@ -1470,8 +1285,15 @@
       <w:numPr>
         <w:numId w:val="1"/>
       </w:numPr>
+      <w:spacing w:after="120" w:line="259" w:lineRule="auto"/>
       <w:contextualSpacing/>
     </w:pPr>
+    <w:rPr>
+      <w:rFonts w:ascii="Times New Roman" w:hAnsi="Times New Roman"/>
+      <w:color w:val="000000"/>
+      <w:sz w:val="24"/>
+      <w:lang w:val="az-Latn-AZ"/>
+    </w:rPr>
   </w:style>
   <w:style w:type="paragraph" w:styleId="ListBullet2">
     <w:name w:val="List Bullet 2"/>
@@ -1643,7 +1465,7 @@
     <w:semiHidden/>
     <w:rsid w:val="00FC693F"/>
     <w:rPr>
-      <w:rFonts w:asciiTheme="majorHAnsi" w:eastAsiaTheme="majorEastAsia" w:hAnsiTheme="majorHAnsi" w:cstheme="majorBidi"/>
+      <w:rFonts/>
       <w:b/>
       <w:bCs/>
       <w:i/>
@@ -1659,7 +1481,7 @@
     <w:semiHidden/>
     <w:rsid w:val="00FC693F"/>
     <w:rPr>
-      <w:rFonts w:asciiTheme="majorHAnsi" w:eastAsiaTheme="majorEastAsia" w:hAnsiTheme="majorHAnsi" w:cstheme="majorBidi"/>
+      <w:rFonts/>
       <w:color w:val="243F60" w:themeColor="accent1" w:themeShade="7F"/>
     </w:rPr>
   </w:style>
@@ -1671,7 +1493,7 @@
     <w:semiHidden/>
     <w:rsid w:val="00FC693F"/>
     <w:rPr>
-      <w:rFonts w:asciiTheme="majorHAnsi" w:eastAsiaTheme="majorEastAsia" w:hAnsiTheme="majorHAnsi" w:cstheme="majorBidi"/>
+      <w:rFonts/>
       <w:i/>
       <w:iCs/>
       <w:color w:val="243F60" w:themeColor="accent1" w:themeShade="7F"/>
@@ -1685,7 +1507,7 @@
     <w:semiHidden/>
     <w:rsid w:val="00FC693F"/>
     <w:rPr>
-      <w:rFonts w:asciiTheme="majorHAnsi" w:eastAsiaTheme="majorEastAsia" w:hAnsiTheme="majorHAnsi" w:cstheme="majorBidi"/>
+      <w:rFonts/>
       <w:i/>
       <w:iCs/>
       <w:color w:val="404040" w:themeColor="text1" w:themeTint="BF"/>
@@ -1699,7 +1521,7 @@
     <w:semiHidden/>
     <w:rsid w:val="00FC693F"/>
     <w:rPr>
-      <w:rFonts w:asciiTheme="majorHAnsi" w:eastAsiaTheme="majorEastAsia" w:hAnsiTheme="majorHAnsi" w:cstheme="majorBidi"/>
+      <w:rFonts/>
       <w:color w:val="4F81BD" w:themeColor="accent1"/>
       <w:sz w:val="20"/>
       <w:szCs w:val="20"/>
@@ -1713,7 +1535,7 @@
     <w:semiHidden/>
     <w:rsid w:val="00FC693F"/>
     <w:rPr>
-      <w:rFonts w:asciiTheme="majorHAnsi" w:eastAsiaTheme="majorEastAsia" w:hAnsiTheme="majorHAnsi" w:cstheme="majorBidi"/>
+      <w:rFonts/>
       <w:i/>
       <w:iCs/>
       <w:color w:val="404040" w:themeColor="text1" w:themeTint="BF"/>
@@ -1772,9 +1594,6 @@
     <w:qFormat/>
     <w:rsid w:val="00FC693F"/>
     <w:pPr>
-      <w:pBdr>
-        <w:bottom w:val="single" w:sz="4" w:space="4" w:color="4F81BD" w:themeColor="accent1"/>
-      </w:pBdr>
       <w:spacing w:before="200" w:after="280"/>
       <w:ind w:left="936" w:right="936"/>
     </w:pPr>
@@ -3302,7 +3121,7 @@
         <w:spacing w:before="0" w:after="0" w:line="240" w:lineRule="auto"/>
       </w:pPr>
       <w:rPr>
-        <w:rFonts w:asciiTheme="majorHAnsi" w:eastAsiaTheme="majorEastAsia" w:hAnsiTheme="majorHAnsi" w:cstheme="majorBidi"/>
+        <w:rFonts/>
         <w:b/>
         <w:bCs/>
       </w:rPr>
@@ -3323,7 +3142,7 @@
         <w:spacing w:before="0" w:after="0" w:line="240" w:lineRule="auto"/>
       </w:pPr>
       <w:rPr>
-        <w:rFonts w:asciiTheme="majorHAnsi" w:eastAsiaTheme="majorEastAsia" w:hAnsiTheme="majorHAnsi" w:cstheme="majorBidi"/>
+        <w:rFonts/>
         <w:b/>
         <w:bCs/>
       </w:rPr>
@@ -3341,14 +3160,14 @@
     </w:tblStylePr>
     <w:tblStylePr w:type="firstCol">
       <w:rPr>
-        <w:rFonts w:asciiTheme="majorHAnsi" w:eastAsiaTheme="majorEastAsia" w:hAnsiTheme="majorHAnsi" w:cstheme="majorBidi"/>
+        <w:rFonts/>
         <w:b/>
         <w:bCs/>
       </w:rPr>
     </w:tblStylePr>
     <w:tblStylePr w:type="lastCol">
       <w:rPr>
-        <w:rFonts w:asciiTheme="majorHAnsi" w:eastAsiaTheme="majorEastAsia" w:hAnsiTheme="majorHAnsi" w:cstheme="majorBidi"/>
+        <w:rFonts/>
         <w:b/>
         <w:bCs/>
       </w:rPr>
@@ -3432,7 +3251,7 @@
         <w:spacing w:before="0" w:after="0" w:line="240" w:lineRule="auto"/>
       </w:pPr>
       <w:rPr>
-        <w:rFonts w:asciiTheme="majorHAnsi" w:eastAsiaTheme="majorEastAsia" w:hAnsiTheme="majorHAnsi" w:cstheme="majorBidi"/>
+        <w:rFonts/>
         <w:b/>
         <w:bCs/>
       </w:rPr>
@@ -3453,7 +3272,7 @@
         <w:spacing w:before="0" w:after="0" w:line="240" w:lineRule="auto"/>
       </w:pPr>
       <w:rPr>
-        <w:rFonts w:asciiTheme="majorHAnsi" w:eastAsiaTheme="majorEastAsia" w:hAnsiTheme="majorHAnsi" w:cstheme="majorBidi"/>
+        <w:rFonts/>
         <w:b/>
         <w:bCs/>
       </w:rPr>
@@ -3471,14 +3290,14 @@
     </w:tblStylePr>
     <w:tblStylePr w:type="firstCol">
       <w:rPr>
-        <w:rFonts w:asciiTheme="majorHAnsi" w:eastAsiaTheme="majorEastAsia" w:hAnsiTheme="majorHAnsi" w:cstheme="majorBidi"/>
+        <w:rFonts/>
         <w:b/>
         <w:bCs/>
       </w:rPr>
     </w:tblStylePr>
     <w:tblStylePr w:type="lastCol">
       <w:rPr>
-        <w:rFonts w:asciiTheme="majorHAnsi" w:eastAsiaTheme="majorEastAsia" w:hAnsiTheme="majorHAnsi" w:cstheme="majorBidi"/>
+        <w:rFonts/>
         <w:b/>
         <w:bCs/>
       </w:rPr>
@@ -3562,7 +3381,7 @@
         <w:spacing w:before="0" w:after="0" w:line="240" w:lineRule="auto"/>
       </w:pPr>
       <w:rPr>
-        <w:rFonts w:asciiTheme="majorHAnsi" w:eastAsiaTheme="majorEastAsia" w:hAnsiTheme="majorHAnsi" w:cstheme="majorBidi"/>
+        <w:rFonts/>
         <w:b/>
         <w:bCs/>
       </w:rPr>
@@ -3583,7 +3402,7 @@
         <w:spacing w:before="0" w:after="0" w:line="240" w:lineRule="auto"/>
       </w:pPr>
       <w:rPr>
-        <w:rFonts w:asciiTheme="majorHAnsi" w:eastAsiaTheme="majorEastAsia" w:hAnsiTheme="majorHAnsi" w:cstheme="majorBidi"/>
+        <w:rFonts/>
         <w:b/>
         <w:bCs/>
       </w:rPr>
@@ -3601,14 +3420,14 @@
     </w:tblStylePr>
     <w:tblStylePr w:type="firstCol">
       <w:rPr>
-        <w:rFonts w:asciiTheme="majorHAnsi" w:eastAsiaTheme="majorEastAsia" w:hAnsiTheme="majorHAnsi" w:cstheme="majorBidi"/>
+        <w:rFonts/>
         <w:b/>
         <w:bCs/>
       </w:rPr>
     </w:tblStylePr>
     <w:tblStylePr w:type="lastCol">
       <w:rPr>
-        <w:rFonts w:asciiTheme="majorHAnsi" w:eastAsiaTheme="majorEastAsia" w:hAnsiTheme="majorHAnsi" w:cstheme="majorBidi"/>
+        <w:rFonts/>
         <w:b/>
         <w:bCs/>
       </w:rPr>
@@ -3692,7 +3511,7 @@
         <w:spacing w:before="0" w:after="0" w:line="240" w:lineRule="auto"/>
       </w:pPr>
       <w:rPr>
-        <w:rFonts w:asciiTheme="majorHAnsi" w:eastAsiaTheme="majorEastAsia" w:hAnsiTheme="majorHAnsi" w:cstheme="majorBidi"/>
+        <w:rFonts/>
         <w:b/>
         <w:bCs/>
       </w:rPr>
@@ -3713,7 +3532,7 @@
         <w:spacing w:before="0" w:after="0" w:line="240" w:lineRule="auto"/>
       </w:pPr>
       <w:rPr>
-        <w:rFonts w:asciiTheme="majorHAnsi" w:eastAsiaTheme="majorEastAsia" w:hAnsiTheme="majorHAnsi" w:cstheme="majorBidi"/>
+        <w:rFonts/>
         <w:b/>
         <w:bCs/>
       </w:rPr>
@@ -3731,14 +3550,14 @@
     </w:tblStylePr>
     <w:tblStylePr w:type="firstCol">
       <w:rPr>
-        <w:rFonts w:asciiTheme="majorHAnsi" w:eastAsiaTheme="majorEastAsia" w:hAnsiTheme="majorHAnsi" w:cstheme="majorBidi"/>
+        <w:rFonts/>
         <w:b/>
         <w:bCs/>
       </w:rPr>
     </w:tblStylePr>
     <w:tblStylePr w:type="lastCol">
       <w:rPr>
-        <w:rFonts w:asciiTheme="majorHAnsi" w:eastAsiaTheme="majorEastAsia" w:hAnsiTheme="majorHAnsi" w:cstheme="majorBidi"/>
+        <w:rFonts/>
         <w:b/>
         <w:bCs/>
       </w:rPr>
@@ -3822,7 +3641,7 @@
         <w:spacing w:before="0" w:after="0" w:line="240" w:lineRule="auto"/>
       </w:pPr>
       <w:rPr>
-        <w:rFonts w:asciiTheme="majorHAnsi" w:eastAsiaTheme="majorEastAsia" w:hAnsiTheme="majorHAnsi" w:cstheme="majorBidi"/>
+        <w:rFonts/>
         <w:b/>
         <w:bCs/>
       </w:rPr>
@@ -3843,7 +3662,7 @@
         <w:spacing w:before="0" w:after="0" w:line="240" w:lineRule="auto"/>
       </w:pPr>
       <w:rPr>
-        <w:rFonts w:asciiTheme="majorHAnsi" w:eastAsiaTheme="majorEastAsia" w:hAnsiTheme="majorHAnsi" w:cstheme="majorBidi"/>
+        <w:rFonts/>
         <w:b/>
         <w:bCs/>
       </w:rPr>
@@ -3861,14 +3680,14 @@
     </w:tblStylePr>
     <w:tblStylePr w:type="firstCol">
       <w:rPr>
-        <w:rFonts w:asciiTheme="majorHAnsi" w:eastAsiaTheme="majorEastAsia" w:hAnsiTheme="majorHAnsi" w:cstheme="majorBidi"/>
+        <w:rFonts/>
         <w:b/>
         <w:bCs/>
       </w:rPr>
     </w:tblStylePr>
     <w:tblStylePr w:type="lastCol">
       <w:rPr>
-        <w:rFonts w:asciiTheme="majorHAnsi" w:eastAsiaTheme="majorEastAsia" w:hAnsiTheme="majorHAnsi" w:cstheme="majorBidi"/>
+        <w:rFonts/>
         <w:b/>
         <w:bCs/>
       </w:rPr>
@@ -3952,7 +3771,7 @@
         <w:spacing w:before="0" w:after="0" w:line="240" w:lineRule="auto"/>
       </w:pPr>
       <w:rPr>
-        <w:rFonts w:asciiTheme="majorHAnsi" w:eastAsiaTheme="majorEastAsia" w:hAnsiTheme="majorHAnsi" w:cstheme="majorBidi"/>
+        <w:rFonts/>
         <w:b/>
         <w:bCs/>
       </w:rPr>
@@ -3973,7 +3792,7 @@
         <w:spacing w:before="0" w:after="0" w:line="240" w:lineRule="auto"/>
       </w:pPr>
       <w:rPr>
-        <w:rFonts w:asciiTheme="majorHAnsi" w:eastAsiaTheme="majorEastAsia" w:hAnsiTheme="majorHAnsi" w:cstheme="majorBidi"/>
+        <w:rFonts/>
         <w:b/>
         <w:bCs/>
       </w:rPr>
@@ -3991,14 +3810,14 @@
     </w:tblStylePr>
     <w:tblStylePr w:type="firstCol">
       <w:rPr>
-        <w:rFonts w:asciiTheme="majorHAnsi" w:eastAsiaTheme="majorEastAsia" w:hAnsiTheme="majorHAnsi" w:cstheme="majorBidi"/>
+        <w:rFonts/>
         <w:b/>
         <w:bCs/>
       </w:rPr>
     </w:tblStylePr>
     <w:tblStylePr w:type="lastCol">
       <w:rPr>
-        <w:rFonts w:asciiTheme="majorHAnsi" w:eastAsiaTheme="majorEastAsia" w:hAnsiTheme="majorHAnsi" w:cstheme="majorBidi"/>
+        <w:rFonts/>
         <w:b/>
         <w:bCs/>
       </w:rPr>
@@ -4082,7 +3901,7 @@
         <w:spacing w:before="0" w:after="0" w:line="240" w:lineRule="auto"/>
       </w:pPr>
       <w:rPr>
-        <w:rFonts w:asciiTheme="majorHAnsi" w:eastAsiaTheme="majorEastAsia" w:hAnsiTheme="majorHAnsi" w:cstheme="majorBidi"/>
+        <w:rFonts/>
         <w:b/>
         <w:bCs/>
       </w:rPr>
@@ -4103,7 +3922,7 @@
         <w:spacing w:before="0" w:after="0" w:line="240" w:lineRule="auto"/>
       </w:pPr>
       <w:rPr>
-        <w:rFonts w:asciiTheme="majorHAnsi" w:eastAsiaTheme="majorEastAsia" w:hAnsiTheme="majorHAnsi" w:cstheme="majorBidi"/>
+        <w:rFonts/>
         <w:b/>
         <w:bCs/>
       </w:rPr>
@@ -4121,14 +3940,14 @@
     </w:tblStylePr>
     <w:tblStylePr w:type="firstCol">
       <w:rPr>
-        <w:rFonts w:asciiTheme="majorHAnsi" w:eastAsiaTheme="majorEastAsia" w:hAnsiTheme="majorHAnsi" w:cstheme="majorBidi"/>
+        <w:rFonts/>
         <w:b/>
         <w:bCs/>
       </w:rPr>
     </w:tblStylePr>
     <w:tblStylePr w:type="lastCol">
       <w:rPr>
-        <w:rFonts w:asciiTheme="majorHAnsi" w:eastAsiaTheme="majorEastAsia" w:hAnsiTheme="majorHAnsi" w:cstheme="majorBidi"/>
+        <w:rFonts/>
         <w:b/>
         <w:bCs/>
       </w:rPr>
@@ -5993,7 +5812,7 @@
     </w:tblPr>
     <w:tblStylePr w:type="firstRow">
       <w:rPr>
-        <w:rFonts w:asciiTheme="majorHAnsi" w:eastAsiaTheme="majorEastAsia" w:hAnsiTheme="majorHAnsi" w:cstheme="majorBidi"/>
+        <w:rFonts/>
       </w:rPr>
       <w:tblPr/>
       <w:tcPr>
@@ -6077,7 +5896,7 @@
     </w:tblPr>
     <w:tblStylePr w:type="firstRow">
       <w:rPr>
-        <w:rFonts w:asciiTheme="majorHAnsi" w:eastAsiaTheme="majorEastAsia" w:hAnsiTheme="majorHAnsi" w:cstheme="majorBidi"/>
+        <w:rFonts/>
       </w:rPr>
       <w:tblPr/>
       <w:tcPr>
@@ -6161,7 +5980,7 @@
     </w:tblPr>
     <w:tblStylePr w:type="firstRow">
       <w:rPr>
-        <w:rFonts w:asciiTheme="majorHAnsi" w:eastAsiaTheme="majorEastAsia" w:hAnsiTheme="majorHAnsi" w:cstheme="majorBidi"/>
+        <w:rFonts/>
       </w:rPr>
       <w:tblPr/>
       <w:tcPr>
@@ -6245,7 +6064,7 @@
     </w:tblPr>
     <w:tblStylePr w:type="firstRow">
       <w:rPr>
-        <w:rFonts w:asciiTheme="majorHAnsi" w:eastAsiaTheme="majorEastAsia" w:hAnsiTheme="majorHAnsi" w:cstheme="majorBidi"/>
+        <w:rFonts/>
       </w:rPr>
       <w:tblPr/>
       <w:tcPr>
@@ -6329,7 +6148,7 @@
     </w:tblPr>
     <w:tblStylePr w:type="firstRow">
       <w:rPr>
-        <w:rFonts w:asciiTheme="majorHAnsi" w:eastAsiaTheme="majorEastAsia" w:hAnsiTheme="majorHAnsi" w:cstheme="majorBidi"/>
+        <w:rFonts/>
       </w:rPr>
       <w:tblPr/>
       <w:tcPr>
@@ -6413,7 +6232,7 @@
     </w:tblPr>
     <w:tblStylePr w:type="firstRow">
       <w:rPr>
-        <w:rFonts w:asciiTheme="majorHAnsi" w:eastAsiaTheme="majorEastAsia" w:hAnsiTheme="majorHAnsi" w:cstheme="majorBidi"/>
+        <w:rFonts/>
       </w:rPr>
       <w:tblPr/>
       <w:tcPr>
@@ -6497,7 +6316,7 @@
     </w:tblPr>
     <w:tblStylePr w:type="firstRow">
       <w:rPr>
-        <w:rFonts w:asciiTheme="majorHAnsi" w:eastAsiaTheme="majorEastAsia" w:hAnsiTheme="majorHAnsi" w:cstheme="majorBidi"/>
+        <w:rFonts/>
       </w:rPr>
       <w:tblPr/>
       <w:tcPr>
@@ -6562,7 +6381,7 @@
       <w:spacing w:after="0" w:line="240" w:lineRule="auto"/>
     </w:pPr>
     <w:rPr>
-      <w:rFonts w:asciiTheme="majorHAnsi" w:eastAsiaTheme="majorEastAsia" w:hAnsiTheme="majorHAnsi" w:cstheme="majorBidi"/>
+      <w:rFonts/>
       <w:color w:val="000000" w:themeColor="text1"/>
     </w:rPr>
     <w:tblPr>
@@ -6690,7 +6509,7 @@
       <w:spacing w:after="0" w:line="240" w:lineRule="auto"/>
     </w:pPr>
     <w:rPr>
-      <w:rFonts w:asciiTheme="majorHAnsi" w:eastAsiaTheme="majorEastAsia" w:hAnsiTheme="majorHAnsi" w:cstheme="majorBidi"/>
+      <w:rFonts/>
       <w:color w:val="000000" w:themeColor="text1"/>
     </w:rPr>
     <w:tblPr>
@@ -6818,7 +6637,7 @@
       <w:spacing w:after="0" w:line="240" w:lineRule="auto"/>
     </w:pPr>
     <w:rPr>
-      <w:rFonts w:asciiTheme="majorHAnsi" w:eastAsiaTheme="majorEastAsia" w:hAnsiTheme="majorHAnsi" w:cstheme="majorBidi"/>
+      <w:rFonts/>
       <w:color w:val="000000" w:themeColor="text1"/>
     </w:rPr>
     <w:tblPr>
@@ -6946,7 +6765,7 @@
       <w:spacing w:after="0" w:line="240" w:lineRule="auto"/>
     </w:pPr>
     <w:rPr>
-      <w:rFonts w:asciiTheme="majorHAnsi" w:eastAsiaTheme="majorEastAsia" w:hAnsiTheme="majorHAnsi" w:cstheme="majorBidi"/>
+      <w:rFonts/>
       <w:color w:val="000000" w:themeColor="text1"/>
     </w:rPr>
     <w:tblPr>
@@ -7074,7 +6893,7 @@
       <w:spacing w:after="0" w:line="240" w:lineRule="auto"/>
     </w:pPr>
     <w:rPr>
-      <w:rFonts w:asciiTheme="majorHAnsi" w:eastAsiaTheme="majorEastAsia" w:hAnsiTheme="majorHAnsi" w:cstheme="majorBidi"/>
+      <w:rFonts/>
       <w:color w:val="000000" w:themeColor="text1"/>
     </w:rPr>
     <w:tblPr>
@@ -7202,7 +7021,7 @@
       <w:spacing w:after="0" w:line="240" w:lineRule="auto"/>
     </w:pPr>
     <w:rPr>
-      <w:rFonts w:asciiTheme="majorHAnsi" w:eastAsiaTheme="majorEastAsia" w:hAnsiTheme="majorHAnsi" w:cstheme="majorBidi"/>
+      <w:rFonts/>
       <w:color w:val="000000" w:themeColor="text1"/>
     </w:rPr>
     <w:tblPr>
@@ -7330,7 +7149,7 @@
       <w:spacing w:after="0" w:line="240" w:lineRule="auto"/>
     </w:pPr>
     <w:rPr>
-      <w:rFonts w:asciiTheme="majorHAnsi" w:eastAsiaTheme="majorEastAsia" w:hAnsiTheme="majorHAnsi" w:cstheme="majorBidi"/>
+      <w:rFonts/>
       <w:color w:val="000000" w:themeColor="text1"/>
     </w:rPr>
     <w:tblPr>
@@ -7969,7 +7788,7 @@
       <w:spacing w:after="0" w:line="240" w:lineRule="auto"/>
     </w:pPr>
     <w:rPr>
-      <w:rFonts w:asciiTheme="majorHAnsi" w:eastAsiaTheme="majorEastAsia" w:hAnsiTheme="majorHAnsi" w:cstheme="majorBidi"/>
+      <w:rFonts/>
       <w:color w:val="000000" w:themeColor="text1"/>
     </w:rPr>
     <w:tblPr>
@@ -8094,7 +7913,7 @@
       <w:spacing w:after="0" w:line="240" w:lineRule="auto"/>
     </w:pPr>
     <w:rPr>
-      <w:rFonts w:asciiTheme="majorHAnsi" w:eastAsiaTheme="majorEastAsia" w:hAnsiTheme="majorHAnsi" w:cstheme="majorBidi"/>
+      <w:rFonts/>
       <w:color w:val="000000" w:themeColor="text1"/>
     </w:rPr>
     <w:tblPr>
@@ -8219,7 +8038,7 @@
       <w:spacing w:after="0" w:line="240" w:lineRule="auto"/>
     </w:pPr>
     <w:rPr>
-      <w:rFonts w:asciiTheme="majorHAnsi" w:eastAsiaTheme="majorEastAsia" w:hAnsiTheme="majorHAnsi" w:cstheme="majorBidi"/>
+      <w:rFonts/>
       <w:color w:val="000000" w:themeColor="text1"/>
     </w:rPr>
     <w:tblPr>
@@ -8344,7 +8163,7 @@
       <w:spacing w:after="0" w:line="240" w:lineRule="auto"/>
     </w:pPr>
     <w:rPr>
-      <w:rFonts w:asciiTheme="majorHAnsi" w:eastAsiaTheme="majorEastAsia" w:hAnsiTheme="majorHAnsi" w:cstheme="majorBidi"/>
+      <w:rFonts/>
       <w:color w:val="000000" w:themeColor="text1"/>
     </w:rPr>
     <w:tblPr>
@@ -8469,7 +8288,7 @@
       <w:spacing w:after="0" w:line="240" w:lineRule="auto"/>
     </w:pPr>
     <w:rPr>
-      <w:rFonts w:asciiTheme="majorHAnsi" w:eastAsiaTheme="majorEastAsia" w:hAnsiTheme="majorHAnsi" w:cstheme="majorBidi"/>
+      <w:rFonts/>
       <w:color w:val="000000" w:themeColor="text1"/>
     </w:rPr>
     <w:tblPr>
@@ -8594,7 +8413,7 @@
       <w:spacing w:after="0" w:line="240" w:lineRule="auto"/>
     </w:pPr>
     <w:rPr>
-      <w:rFonts w:asciiTheme="majorHAnsi" w:eastAsiaTheme="majorEastAsia" w:hAnsiTheme="majorHAnsi" w:cstheme="majorBidi"/>
+      <w:rFonts/>
       <w:color w:val="000000" w:themeColor="text1"/>
     </w:rPr>
     <w:tblPr>
@@ -8719,7 +8538,7 @@
       <w:spacing w:after="0" w:line="240" w:lineRule="auto"/>
     </w:pPr>
     <w:rPr>
-      <w:rFonts w:asciiTheme="majorHAnsi" w:eastAsiaTheme="majorEastAsia" w:hAnsiTheme="majorHAnsi" w:cstheme="majorBidi"/>
+      <w:rFonts/>
       <w:color w:val="000000" w:themeColor="text1"/>
     </w:rPr>
     <w:tblPr>

--- a/az/discovery-articles/6.21 Açıq açarlı kriptoqrafiya.docx
+++ b/az/discovery-articles/6.21 Açıq açarlı kriptoqrafiya.docx
@@ -120,7 +120,7 @@
         <w:widowControl/>
       </w:pPr>
       <w:r>
-        <w:t>Kim kəşf edib və ya yaradıb</w:t>
+        <w:t xml:space="preserve">Kim yaradıb</w:t>
       </w:r>
     </w:p>
     <w:p>
@@ -217,7 +217,7 @@
         <w:rPr>
           <w:sz w:val="20"/>
         </w:rPr>
-        <w:t>A Kitablar və əsas elmi əsərlər</w:t>
+        <w:t>Kitablar və əsas elmi əsərlər</w:t>
       </w:r>
     </w:p>
     <w:p>
@@ -240,7 +240,7 @@
         <w:rPr>
           <w:sz w:val="20"/>
         </w:rPr>
-        <w:t>C Qurumların materialları və ensiklopedik mənbələr</w:t>
+        <w:t>Qurumların materialları və ensiklopedik mənbələr</w:t>
       </w:r>
     </w:p>
     <w:p>
@@ -300,7 +300,7 @@
         <w:rPr>
           <w:sz w:val="20"/>
         </w:rPr>
-        <w:t>D Muzey arxiv və kitabxana materialları</w:t>
+        <w:t>Muzey arxiv və kitabxana materialları</w:t>
       </w:r>
     </w:p>
     <w:p>
@@ -336,7 +336,7 @@
         <w:rPr>
           <w:sz w:val="20"/>
         </w:rPr>
-        <w:t>J Mətbuat elmi kütləvi nəşrlər və ümumi mənbələr</w:t>
+        <w:t>Mətbuat elmi kütləvi nəşrlər və ümumi mənbələr</w:t>
       </w:r>
     </w:p>
     <w:p>
